--- a/DRP - Documento de Requisitos do projeto/DRP-ContabilTask-v1.0.docx
+++ b/DRP - Documento de Requisitos do projeto/DRP-ContabilTask-v1.0.docx
@@ -838,6 +838,14 @@
                 <w:sz w:val="20"/>
                 <w:szCs w:val="20"/>
               </w:rPr>
+              <w:t xml:space="preserve">Gustavo Trausula</w:t>
+            </w:r>
+            <w:r>
+              <w:rPr>
+                <w:rFonts w:ascii="Times New Roman" w:hAnsi="Times New Roman" w:eastAsia="Times New Roman" w:cs="Times New Roman"/>
+                <w:sz w:val="20"/>
+                <w:szCs w:val="20"/>
+              </w:rPr>
             </w:r>
             <w:r>
               <w:rPr>
@@ -920,6 +928,14 @@
                 <w:sz w:val="20"/>
                 <w:szCs w:val="20"/>
               </w:rPr>
+              <w:t xml:space="preserve">08/03/2026</w:t>
+            </w:r>
+            <w:r>
+              <w:rPr>
+                <w:rFonts w:ascii="Times New Roman" w:hAnsi="Times New Roman" w:eastAsia="Times New Roman" w:cs="Times New Roman"/>
+                <w:sz w:val="20"/>
+                <w:szCs w:val="20"/>
+              </w:rPr>
             </w:r>
             <w:r>
               <w:rPr>
@@ -957,6 +973,7 @@
                 <w:sz w:val="20"/>
                 <w:szCs w:val="20"/>
               </w:rPr>
+              <w:t xml:space="preserve">2.0</w:t>
             </w:r>
             <w:r>
               <w:rPr>
@@ -1001,6 +1018,15 @@
                 <w:sz w:val="20"/>
                 <w:szCs w:val="20"/>
               </w:rPr>
+              <w:t xml:space="preserve">Inclus</w:t>
+            </w:r>
+            <w:r>
+              <w:rPr>
+                <w:rFonts w:ascii="Times New Roman" w:hAnsi="Times New Roman" w:eastAsia="Times New Roman" w:cs="Times New Roman"/>
+                <w:sz w:val="20"/>
+                <w:szCs w:val="20"/>
+              </w:rPr>
+              <w:t xml:space="preserve">ão dos Requisitos F.RU-07 e F.RS-05</w:t>
             </w:r>
             <w:r>
               <w:rPr>
@@ -1869,7 +1895,7 @@
                 <w:sz w:val="20"/>
                 <w:szCs w:val="20"/>
               </w:rPr>
-              <w:t xml:space="preserve">Criaç</w:t>
+              <w:t xml:space="preserve">S</w:t>
             </w:r>
             <w:r>
               <w:rPr>
@@ -1877,7 +1903,7 @@
                 <w:sz w:val="20"/>
                 <w:szCs w:val="20"/>
               </w:rPr>
-              <w:t xml:space="preserve">ão de solicitaç</w:t>
+              <w:t xml:space="preserve">olicitaç</w:t>
             </w:r>
             <w:r>
               <w:rPr>
@@ -2068,7 +2094,7 @@
                 <w:sz w:val="20"/>
                 <w:u w:val="none"/>
               </w:rPr>
-              <w:t xml:space="preserve">ão entregue e solicitada</w:t>
+              <w:t xml:space="preserve">ão entregue</w:t>
             </w:r>
             <w:r>
               <w:rPr>
@@ -2141,6 +2167,173 @@
                 <w:sz w:val="20"/>
                 <w:u w:val="none"/>
               </w:rPr>
+            </w:r>
+            <w:r>
+              <w:rPr>
+                <w:rFonts w:ascii="Times New Roman" w:hAnsi="Times New Roman" w:eastAsia="Times New Roman" w:cs="Times New Roman"/>
+                <w:b w:val="0"/>
+                <w:i w:val="0"/>
+                <w:strike w:val="0"/>
+                <w:color w:val="000000"/>
+                <w:sz w:val="20"/>
+                <w:u w:val="none"/>
+              </w:rPr>
+            </w:r>
+          </w:p>
+        </w:tc>
+      </w:tr>
+      <w:tr>
+        <w:trPr>
+          <w:trHeight w:val="235"/>
+        </w:trPr>
+        <w:tc>
+          <w:tcPr>
+            <w:tcBorders/>
+            <w:tcW w:w="1843" w:type="dxa"/>
+            <w:vAlign w:val="center"/>
+            <w:vMerge w:val="restart"/>
+            <w:textDirection w:val="lrTb"/>
+            <w:noWrap w:val="false"/>
+          </w:tcPr>
+          <w:p>
+            <w:pPr>
+              <w:pBdr/>
+              <w:spacing/>
+              <w:ind/>
+              <w:jc w:val="center"/>
+              <w:rPr>
+                <w:rFonts w:ascii="Times New Roman" w:hAnsi="Times New Roman" w:eastAsia="Times New Roman" w:cs="Times New Roman"/>
+                <w:b w:val="0"/>
+                <w:i w:val="0"/>
+                <w:strike w:val="0"/>
+                <w:color w:val="000000"/>
+                <w:sz w:val="20"/>
+                <w:u w:val="none"/>
+              </w:rPr>
+            </w:pPr>
+            <w:r>
+              <w:rPr>
+                <w:rFonts w:ascii="Times New Roman" w:hAnsi="Times New Roman" w:eastAsia="Times New Roman" w:cs="Times New Roman"/>
+                <w:b w:val="0"/>
+                <w:i w:val="0"/>
+                <w:strike w:val="0"/>
+                <w:color w:val="000000"/>
+                <w:sz w:val="20"/>
+                <w:u w:val="none"/>
+              </w:rPr>
+              <w:t xml:space="preserve">F.RU-07</w:t>
+            </w:r>
+            <w:r>
+              <w:rPr>
+                <w:rFonts w:ascii="Times New Roman" w:hAnsi="Times New Roman" w:eastAsia="Times New Roman" w:cs="Times New Roman"/>
+                <w:b w:val="0"/>
+                <w:i w:val="0"/>
+                <w:strike w:val="0"/>
+                <w:color w:val="000000"/>
+                <w:sz w:val="20"/>
+                <w:u w:val="none"/>
+              </w:rPr>
+            </w:r>
+          </w:p>
+        </w:tc>
+        <w:tc>
+          <w:tcPr>
+            <w:tcBorders/>
+            <w:tcW w:w="7228" w:type="dxa"/>
+            <w:vAlign w:val="center"/>
+            <w:vMerge w:val="restart"/>
+            <w:textDirection w:val="lrTb"/>
+            <w:noWrap w:val="false"/>
+          </w:tcPr>
+          <w:p>
+            <w:pPr>
+              <w:pBdr/>
+              <w:spacing/>
+              <w:ind/>
+              <w:jc w:val="left"/>
+              <w:rPr>
+                <w:rFonts w:ascii="Times New Roman" w:hAnsi="Times New Roman" w:eastAsia="Times New Roman" w:cs="Times New Roman"/>
+                <w:b w:val="0"/>
+                <w:i w:val="0"/>
+                <w:strike w:val="0"/>
+                <w:color w:val="000000"/>
+                <w:sz w:val="20"/>
+                <w:u w:val="none"/>
+              </w:rPr>
+            </w:pPr>
+            <w:r>
+              <w:rPr>
+                <w:rFonts w:ascii="Times New Roman" w:hAnsi="Times New Roman" w:eastAsia="Times New Roman" w:cs="Times New Roman"/>
+                <w:b w:val="0"/>
+                <w:i w:val="0"/>
+                <w:strike w:val="0"/>
+                <w:color w:val="000000"/>
+                <w:sz w:val="20"/>
+                <w:u w:val="none"/>
+              </w:rPr>
+              <w:t xml:space="preserve">Atendimento de serviço cont</w:t>
+            </w:r>
+            <w:r>
+              <w:rPr>
+                <w:rFonts w:ascii="Times New Roman" w:hAnsi="Times New Roman" w:eastAsia="Times New Roman" w:cs="Times New Roman"/>
+                <w:b w:val="0"/>
+                <w:i w:val="0"/>
+                <w:strike w:val="0"/>
+                <w:color w:val="000000"/>
+                <w:sz w:val="20"/>
+                <w:u w:val="none"/>
+              </w:rPr>
+              <w:t xml:space="preserve">ábil</w:t>
+            </w:r>
+            <w:r>
+              <w:rPr>
+                <w:rFonts w:ascii="Times New Roman" w:hAnsi="Times New Roman" w:eastAsia="Times New Roman" w:cs="Times New Roman"/>
+                <w:b w:val="0"/>
+                <w:i w:val="0"/>
+                <w:strike w:val="0"/>
+                <w:color w:val="000000"/>
+                <w:sz w:val="20"/>
+                <w:u w:val="none"/>
+              </w:rPr>
+            </w:r>
+          </w:p>
+        </w:tc>
+        <w:tc>
+          <w:tcPr>
+            <w:tcBorders/>
+            <w:tcW w:w="1559" w:type="dxa"/>
+            <w:vAlign w:val="center"/>
+            <w:vMerge w:val="restart"/>
+            <w:textDirection w:val="lrTb"/>
+            <w:noWrap w:val="false"/>
+          </w:tcPr>
+          <w:p>
+            <w:pPr>
+              <w:pBdr/>
+              <w:spacing/>
+              <w:ind/>
+              <w:jc w:val="center"/>
+              <w:rPr>
+                <w:rFonts w:ascii="Times New Roman" w:hAnsi="Times New Roman" w:eastAsia="Times New Roman" w:cs="Times New Roman"/>
+                <w:b w:val="0"/>
+                <w:i w:val="0"/>
+                <w:strike w:val="0"/>
+                <w:color w:val="000000"/>
+                <w:sz w:val="20"/>
+                <w:u w:val="none"/>
+              </w:rPr>
+            </w:pPr>
+            <w:r>
+              <w:rPr>
+                <w:rFonts w:ascii="Times New Roman" w:hAnsi="Times New Roman" w:eastAsia="Times New Roman" w:cs="Times New Roman"/>
+                <w:b w:val="0"/>
+                <w:i w:val="0"/>
+                <w:strike w:val="0"/>
+                <w:color w:val="000000"/>
+                <w:sz w:val="20"/>
+                <w:u w:val="none"/>
+              </w:rPr>
+              <w:t xml:space="preserve">Contabilidade</w:t>
             </w:r>
             <w:r>
               <w:rPr>
@@ -2721,6 +2914,146 @@
                 <w:sz w:val="20"/>
                 <w:szCs w:val="20"/>
               </w:rPr>
+            </w:r>
+            <w:r>
+              <w:rPr>
+                <w:rFonts w:ascii="Times New Roman" w:hAnsi="Times New Roman" w:eastAsia="Times New Roman" w:cs="Times New Roman"/>
+                <w:sz w:val="20"/>
+                <w:szCs w:val="20"/>
+              </w:rPr>
+            </w:r>
+          </w:p>
+        </w:tc>
+      </w:tr>
+      <w:tr>
+        <w:trPr/>
+        <w:tc>
+          <w:tcPr>
+            <w:tcBorders/>
+            <w:tcW w:w="1843" w:type="dxa"/>
+            <w:vAlign w:val="center"/>
+            <w:vMerge w:val="restart"/>
+            <w:textDirection w:val="lrTb"/>
+            <w:noWrap w:val="false"/>
+          </w:tcPr>
+          <w:p>
+            <w:pPr>
+              <w:pBdr/>
+              <w:spacing/>
+              <w:ind/>
+              <w:jc w:val="center"/>
+              <w:rPr>
+                <w:rFonts w:ascii="Times New Roman" w:hAnsi="Times New Roman" w:eastAsia="Times New Roman" w:cs="Times New Roman"/>
+                <w:sz w:val="20"/>
+                <w:szCs w:val="20"/>
+              </w:rPr>
+            </w:pPr>
+            <w:r>
+              <w:rPr>
+                <w:rFonts w:ascii="Times New Roman" w:hAnsi="Times New Roman" w:eastAsia="Times New Roman" w:cs="Times New Roman"/>
+                <w:sz w:val="20"/>
+                <w:szCs w:val="20"/>
+              </w:rPr>
+              <w:t xml:space="preserve">F.RS-05</w:t>
+            </w:r>
+            <w:r>
+              <w:rPr>
+                <w:rFonts w:ascii="Times New Roman" w:hAnsi="Times New Roman" w:eastAsia="Times New Roman" w:cs="Times New Roman"/>
+                <w:sz w:val="20"/>
+                <w:szCs w:val="20"/>
+              </w:rPr>
+            </w:r>
+          </w:p>
+        </w:tc>
+        <w:tc>
+          <w:tcPr>
+            <w:tcBorders/>
+            <w:tcW w:w="7228" w:type="dxa"/>
+            <w:vAlign w:val="center"/>
+            <w:vMerge w:val="restart"/>
+            <w:textDirection w:val="lrTb"/>
+            <w:noWrap w:val="false"/>
+          </w:tcPr>
+          <w:p>
+            <w:pPr>
+              <w:pBdr/>
+              <w:spacing/>
+              <w:ind/>
+              <w:rPr>
+                <w:rFonts w:ascii="Times New Roman" w:hAnsi="Times New Roman" w:eastAsia="Times New Roman" w:cs="Times New Roman"/>
+                <w:sz w:val="20"/>
+                <w:szCs w:val="20"/>
+              </w:rPr>
+            </w:pPr>
+            <w:r>
+              <w:rPr>
+                <w:rFonts w:ascii="Times New Roman" w:hAnsi="Times New Roman" w:eastAsia="Times New Roman" w:cs="Times New Roman"/>
+                <w:sz w:val="20"/>
+                <w:szCs w:val="20"/>
+              </w:rPr>
+              <w:t xml:space="preserve">Criaç</w:t>
+            </w:r>
+            <w:r>
+              <w:rPr>
+                <w:rFonts w:ascii="Times New Roman" w:hAnsi="Times New Roman" w:eastAsia="Times New Roman" w:cs="Times New Roman"/>
+                <w:sz w:val="20"/>
+                <w:szCs w:val="20"/>
+              </w:rPr>
+              <w:t xml:space="preserve">ão de Execuç</w:t>
+            </w:r>
+            <w:r>
+              <w:rPr>
+                <w:rFonts w:ascii="Times New Roman" w:hAnsi="Times New Roman" w:eastAsia="Times New Roman" w:cs="Times New Roman"/>
+                <w:sz w:val="20"/>
+                <w:szCs w:val="20"/>
+              </w:rPr>
+              <w:t xml:space="preserve">ão de Serviço Cont</w:t>
+            </w:r>
+            <w:r>
+              <w:rPr>
+                <w:rFonts w:ascii="Times New Roman" w:hAnsi="Times New Roman" w:eastAsia="Times New Roman" w:cs="Times New Roman"/>
+                <w:sz w:val="20"/>
+                <w:szCs w:val="20"/>
+              </w:rPr>
+              <w:t xml:space="preserve">ábil Recorrente</w:t>
+            </w:r>
+            <w:r>
+              <w:rPr>
+                <w:rFonts w:ascii="Times New Roman" w:hAnsi="Times New Roman" w:eastAsia="Times New Roman" w:cs="Times New Roman"/>
+                <w:sz w:val="20"/>
+                <w:szCs w:val="20"/>
+              </w:rPr>
+            </w:r>
+          </w:p>
+        </w:tc>
+        <w:tc>
+          <w:tcPr>
+            <w:tcBorders/>
+            <w:tcW w:w="1559" w:type="dxa"/>
+            <w:vAlign w:val="center"/>
+            <w:vMerge w:val="restart"/>
+            <w:textDirection w:val="lrTb"/>
+            <w:noWrap w:val="false"/>
+          </w:tcPr>
+          <w:p>
+            <w:pPr>
+              <w:pBdr/>
+              <w:spacing/>
+              <w:ind/>
+              <w:jc w:val="center"/>
+              <w:rPr>
+                <w:rFonts w:ascii="Times New Roman" w:hAnsi="Times New Roman" w:eastAsia="Times New Roman" w:cs="Times New Roman"/>
+                <w:sz w:val="20"/>
+                <w:szCs w:val="20"/>
+              </w:rPr>
+            </w:pPr>
+            <w:r>
+              <w:rPr>
+                <w:rFonts w:ascii="Times New Roman" w:hAnsi="Times New Roman" w:eastAsia="Times New Roman" w:cs="Times New Roman"/>
+                <w:sz w:val="20"/>
+                <w:szCs w:val="20"/>
+              </w:rPr>
+              <w:t xml:space="preserve">Sistema</w:t>
             </w:r>
             <w:r>
               <w:rPr>

--- a/DRP - Documento de Requisitos do projeto/DRP-ContabilTask-v1.0.docx
+++ b/DRP - Documento de Requisitos do projeto/DRP-ContabilTask-v1.0.docx
@@ -1045,6 +1045,214 @@
           </w:p>
         </w:tc>
       </w:tr>
+      <w:tr>
+        <w:trPr/>
+        <w:tc>
+          <w:tcPr>
+            <w:tcBorders/>
+            <w:tcW w:w="1700" w:type="dxa"/>
+            <w:vAlign w:val="center"/>
+            <w:vMerge w:val="restart"/>
+            <w:textDirection w:val="lrTb"/>
+            <w:noWrap w:val="false"/>
+          </w:tcPr>
+          <w:p>
+            <w:pPr>
+              <w:pBdr/>
+              <w:spacing/>
+              <w:ind/>
+              <w:jc w:val="center"/>
+              <w:rPr>
+                <w:rFonts w:ascii="Times New Roman" w:hAnsi="Times New Roman" w:eastAsia="Times New Roman" w:cs="Times New Roman"/>
+                <w:sz w:val="20"/>
+                <w:szCs w:val="20"/>
+              </w:rPr>
+            </w:pPr>
+            <w:r>
+              <w:rPr>
+                <w:rFonts w:ascii="Times New Roman" w:hAnsi="Times New Roman" w:eastAsia="Times New Roman" w:cs="Times New Roman"/>
+                <w:sz w:val="20"/>
+                <w:szCs w:val="20"/>
+              </w:rPr>
+              <w:t xml:space="preserve">Gustavo Trausula</w:t>
+            </w:r>
+            <w:r>
+              <w:rPr>
+                <w:rFonts w:ascii="Times New Roman" w:hAnsi="Times New Roman" w:eastAsia="Times New Roman" w:cs="Times New Roman"/>
+                <w:sz w:val="20"/>
+                <w:szCs w:val="20"/>
+              </w:rPr>
+            </w:r>
+          </w:p>
+        </w:tc>
+        <w:tc>
+          <w:tcPr>
+            <w:tcBorders/>
+            <w:tcW w:w="1984" w:type="dxa"/>
+            <w:vAlign w:val="center"/>
+            <w:vMerge w:val="restart"/>
+            <w:textDirection w:val="lrTb"/>
+            <w:noWrap w:val="false"/>
+          </w:tcPr>
+          <w:p>
+            <w:pPr>
+              <w:pBdr/>
+              <w:spacing/>
+              <w:ind/>
+              <w:jc w:val="center"/>
+              <w:rPr>
+                <w:rFonts w:ascii="Times New Roman" w:hAnsi="Times New Roman" w:eastAsia="Times New Roman" w:cs="Times New Roman"/>
+                <w:sz w:val="20"/>
+                <w:szCs w:val="20"/>
+              </w:rPr>
+            </w:pPr>
+            <w:r>
+              <w:rPr>
+                <w:rFonts w:ascii="Times New Roman" w:hAnsi="Times New Roman" w:eastAsia="Times New Roman" w:cs="Times New Roman"/>
+                <w:sz w:val="20"/>
+                <w:szCs w:val="20"/>
+              </w:rPr>
+            </w:r>
+            <w:r>
+              <w:rPr>
+                <w:rFonts w:ascii="Times New Roman" w:hAnsi="Times New Roman" w:eastAsia="Times New Roman" w:cs="Times New Roman"/>
+                <w:sz w:val="20"/>
+                <w:szCs w:val="20"/>
+              </w:rPr>
+            </w:r>
+          </w:p>
+        </w:tc>
+        <w:tc>
+          <w:tcPr>
+            <w:tcBorders/>
+            <w:tcW w:w="2409" w:type="dxa"/>
+            <w:vAlign w:val="center"/>
+            <w:vMerge w:val="restart"/>
+            <w:textDirection w:val="lrTb"/>
+            <w:noWrap w:val="false"/>
+          </w:tcPr>
+          <w:p>
+            <w:pPr>
+              <w:pBdr/>
+              <w:spacing/>
+              <w:ind/>
+              <w:jc w:val="center"/>
+              <w:rPr>
+                <w:rFonts w:ascii="Times New Roman" w:hAnsi="Times New Roman" w:eastAsia="Times New Roman" w:cs="Times New Roman"/>
+                <w:sz w:val="20"/>
+                <w:szCs w:val="20"/>
+              </w:rPr>
+            </w:pPr>
+            <w:r>
+              <w:rPr>
+                <w:rFonts w:ascii="Times New Roman" w:hAnsi="Times New Roman" w:eastAsia="Times New Roman" w:cs="Times New Roman"/>
+                <w:sz w:val="20"/>
+                <w:szCs w:val="20"/>
+              </w:rPr>
+              <w:t xml:space="preserve">20/03/2026</w:t>
+            </w:r>
+            <w:r>
+              <w:rPr>
+                <w:rFonts w:ascii="Times New Roman" w:hAnsi="Times New Roman" w:eastAsia="Times New Roman" w:cs="Times New Roman"/>
+                <w:sz w:val="20"/>
+                <w:szCs w:val="20"/>
+              </w:rPr>
+            </w:r>
+          </w:p>
+        </w:tc>
+        <w:tc>
+          <w:tcPr>
+            <w:tcBorders/>
+            <w:tcW w:w="992" w:type="dxa"/>
+            <w:vAlign w:val="center"/>
+            <w:vMerge w:val="restart"/>
+            <w:textDirection w:val="lrTb"/>
+            <w:noWrap w:val="false"/>
+          </w:tcPr>
+          <w:p>
+            <w:pPr>
+              <w:pBdr/>
+              <w:spacing/>
+              <w:ind/>
+              <w:jc w:val="center"/>
+              <w:rPr>
+                <w:rFonts w:ascii="Times New Roman" w:hAnsi="Times New Roman" w:eastAsia="Times New Roman" w:cs="Times New Roman"/>
+                <w:sz w:val="20"/>
+                <w:szCs w:val="20"/>
+              </w:rPr>
+            </w:pPr>
+            <w:r>
+              <w:rPr>
+                <w:rFonts w:ascii="Times New Roman" w:hAnsi="Times New Roman" w:eastAsia="Times New Roman" w:cs="Times New Roman"/>
+                <w:sz w:val="20"/>
+                <w:szCs w:val="20"/>
+              </w:rPr>
+              <w:t xml:space="preserve">2.0</w:t>
+            </w:r>
+            <w:r>
+              <w:rPr>
+                <w:rFonts w:ascii="Times New Roman" w:hAnsi="Times New Roman" w:eastAsia="Times New Roman" w:cs="Times New Roman"/>
+                <w:sz w:val="20"/>
+                <w:szCs w:val="20"/>
+              </w:rPr>
+            </w:r>
+          </w:p>
+        </w:tc>
+        <w:tc>
+          <w:tcPr>
+            <w:tcBorders/>
+            <w:tcW w:w="3544" w:type="dxa"/>
+            <w:vAlign w:val="center"/>
+            <w:vMerge w:val="restart"/>
+            <w:textDirection w:val="lrTb"/>
+            <w:noWrap w:val="false"/>
+          </w:tcPr>
+          <w:p>
+            <w:pPr>
+              <w:pBdr/>
+              <w:spacing/>
+              <w:ind/>
+              <w:jc w:val="left"/>
+              <w:rPr>
+                <w:rFonts w:ascii="Times New Roman" w:hAnsi="Times New Roman" w:eastAsia="Times New Roman" w:cs="Times New Roman"/>
+                <w:sz w:val="20"/>
+                <w:szCs w:val="20"/>
+              </w:rPr>
+            </w:pPr>
+            <w:r>
+              <w:rPr>
+                <w:rFonts w:ascii="Times New Roman" w:hAnsi="Times New Roman" w:eastAsia="Times New Roman" w:cs="Times New Roman"/>
+                <w:sz w:val="20"/>
+                <w:szCs w:val="20"/>
+              </w:rPr>
+              <w:t xml:space="preserve">Alteraç</w:t>
+            </w:r>
+            <w:r>
+              <w:rPr>
+                <w:rFonts w:ascii="Times New Roman" w:hAnsi="Times New Roman" w:eastAsia="Times New Roman" w:cs="Times New Roman"/>
+                <w:sz w:val="20"/>
+                <w:szCs w:val="20"/>
+              </w:rPr>
+              <w:t xml:space="preserve">ão da descriç</w:t>
+            </w:r>
+            <w:r>
+              <w:rPr>
+                <w:rFonts w:ascii="Times New Roman" w:hAnsi="Times New Roman" w:eastAsia="Times New Roman" w:cs="Times New Roman"/>
+                <w:sz w:val="20"/>
+                <w:szCs w:val="20"/>
+              </w:rPr>
+              <w:t xml:space="preserve">ão do F.RU-01</w:t>
+            </w:r>
+            <w:r>
+              <w:rPr>
+                <w:rFonts w:ascii="Times New Roman" w:hAnsi="Times New Roman" w:eastAsia="Times New Roman" w:cs="Times New Roman"/>
+                <w:sz w:val="20"/>
+                <w:szCs w:val="20"/>
+              </w:rPr>
+            </w:r>
+          </w:p>
+        </w:tc>
+      </w:tr>
     </w:tbl>
     <w:p>
       <w:pPr>
@@ -1307,7 +1515,23 @@
                 <w:sz w:val="20"/>
                 <w:szCs w:val="20"/>
               </w:rPr>
-              <w:t xml:space="preserve">Acessar o sistema via login e senha</w:t>
+              <w:t xml:space="preserve">Acessar o sistema via Token de autenticaç</w:t>
+            </w:r>
+            <w:r>
+              <w:rPr>
+                <w:rFonts w:ascii="Times New Roman" w:hAnsi="Times New Roman" w:eastAsia="Times New Roman" w:cs="Times New Roman"/>
+                <w:sz w:val="20"/>
+                <w:szCs w:val="20"/>
+              </w:rPr>
+              <w:t xml:space="preserve">ão expir</w:t>
+            </w:r>
+            <w:r>
+              <w:rPr>
+                <w:rFonts w:ascii="Times New Roman" w:hAnsi="Times New Roman" w:eastAsia="Times New Roman" w:cs="Times New Roman"/>
+                <w:sz w:val="20"/>
+                <w:szCs w:val="20"/>
+              </w:rPr>
+              <w:t xml:space="preserve">ável</w:t>
             </w:r>
             <w:r>
               <w:rPr>
@@ -2234,6 +2458,17 @@
                 <w:u w:val="none"/>
               </w:rPr>
             </w:r>
+            <w:r>
+              <w:rPr>
+                <w:rFonts w:ascii="Times New Roman" w:hAnsi="Times New Roman" w:eastAsia="Times New Roman" w:cs="Times New Roman"/>
+                <w:b w:val="0"/>
+                <w:i w:val="0"/>
+                <w:strike w:val="0"/>
+                <w:color w:val="000000"/>
+                <w:sz w:val="20"/>
+                <w:u w:val="none"/>
+              </w:rPr>
+            </w:r>
           </w:p>
         </w:tc>
         <w:tc>
@@ -2296,6 +2531,17 @@
                 <w:u w:val="none"/>
               </w:rPr>
             </w:r>
+            <w:r>
+              <w:rPr>
+                <w:rFonts w:ascii="Times New Roman" w:hAnsi="Times New Roman" w:eastAsia="Times New Roman" w:cs="Times New Roman"/>
+                <w:b w:val="0"/>
+                <w:i w:val="0"/>
+                <w:strike w:val="0"/>
+                <w:color w:val="000000"/>
+                <w:sz w:val="20"/>
+                <w:u w:val="none"/>
+              </w:rPr>
+            </w:r>
           </w:p>
         </w:tc>
         <w:tc>
@@ -2334,6 +2580,17 @@
                 <w:u w:val="none"/>
               </w:rPr>
               <w:t xml:space="preserve">Contabilidade</w:t>
+            </w:r>
+            <w:r>
+              <w:rPr>
+                <w:rFonts w:ascii="Times New Roman" w:hAnsi="Times New Roman" w:eastAsia="Times New Roman" w:cs="Times New Roman"/>
+                <w:b w:val="0"/>
+                <w:i w:val="0"/>
+                <w:strike w:val="0"/>
+                <w:color w:val="000000"/>
+                <w:sz w:val="20"/>
+                <w:u w:val="none"/>
+              </w:rPr>
             </w:r>
             <w:r>
               <w:rPr>
@@ -2963,6 +3220,13 @@
                 <w:szCs w:val="20"/>
               </w:rPr>
             </w:r>
+            <w:r>
+              <w:rPr>
+                <w:rFonts w:ascii="Times New Roman" w:hAnsi="Times New Roman" w:eastAsia="Times New Roman" w:cs="Times New Roman"/>
+                <w:sz w:val="20"/>
+                <w:szCs w:val="20"/>
+              </w:rPr>
+            </w:r>
           </w:p>
         </w:tc>
         <w:tc>
@@ -3024,6 +3288,13 @@
                 <w:szCs w:val="20"/>
               </w:rPr>
             </w:r>
+            <w:r>
+              <w:rPr>
+                <w:rFonts w:ascii="Times New Roman" w:hAnsi="Times New Roman" w:eastAsia="Times New Roman" w:cs="Times New Roman"/>
+                <w:sz w:val="20"/>
+                <w:szCs w:val="20"/>
+              </w:rPr>
+            </w:r>
           </w:p>
         </w:tc>
         <w:tc>
@@ -3054,6 +3325,13 @@
                 <w:szCs w:val="20"/>
               </w:rPr>
               <w:t xml:space="preserve">Sistema</w:t>
+            </w:r>
+            <w:r>
+              <w:rPr>
+                <w:rFonts w:ascii="Times New Roman" w:hAnsi="Times New Roman" w:eastAsia="Times New Roman" w:cs="Times New Roman"/>
+                <w:sz w:val="20"/>
+                <w:szCs w:val="20"/>
+              </w:rPr>
             </w:r>
             <w:r>
               <w:rPr>
@@ -3651,7 +3929,7 @@
               <w:sz w:val="28"/>
               <w:szCs w:val="28"/>
             </w:rPr>
-            <w:t xml:space="preserve">ContabilTask</w:t>
+            <w:t xml:space="preserve">ContabilTarefa</w:t>
           </w:r>
           <w:r>
             <w:rPr>
